--- a/New_Outputs/Publication_Table1_Hydrocodone_vs_Tramadol.docx
+++ b/New_Outputs/Publication_Table1_Hydrocodone_vs_Tramadol.docx
@@ -90,7 +90,7 @@
               <w:bottom w:val="single" w:sz="16" w:space="0" w:color="BLACK"/>
               <w:end w:val="single" w:space="0" w:color="D3D3D3"/>
             </w:tcBorders>
-            <w:gridSpan w:val="2"/>
+            <w:gridSpan w:val="1"/>
           </w:tcPr>
           <w:p>
             <w:pPr>
@@ -211,6 +211,7 @@
           <w:tcPr>
             <w:tcBorders>
               <w:bottom w:val="single" w:sz="16" w:space="0" w:color="BLACK"/>
+              <w:end w:val="single" w:space="0" w:color="D3D3D3"/>
             </w:tcBorders>
           </w:tcPr>
           <w:p>
@@ -225,28 +226,6 @@
                 <w:sz w:val="20"/>
               </w:rPr>
               <w:t xml:space="default">CBP-O (n=70)</w:t>
-            </w:r>
-          </w:p>
-        </w:tc>
-        <w:tc>
-          <w:tcPr>
-            <w:tcBorders>
-              <w:bottom w:val="single" w:sz="16" w:space="0" w:color="BLACK"/>
-              <w:end w:val="single" w:space="0" w:color="D3D3D3"/>
-            </w:tcBorders>
-          </w:tcPr>
-          <w:p>
-            <w:pPr>
-              <w:spacing w:before="0" w:after="60"/>
-              <w:keepNext/>
-              <w:jc w:val="center"/>
-            </w:pPr>
-            <w:r>
-              <w:rPr>
-                <w:rFonts w:ascii="Calibri" w:hAnsi="Calibri"/>
-                <w:sz w:val="20"/>
-              </w:rPr>
-              <w:t xml:space="default">Healthy (n=30)</w:t>
             </w:r>
           </w:p>
         </w:tc>
@@ -377,30 +356,6 @@
             </w:r>
           </w:p>
         </w:tc>
-        <w:tc>
-          <w:tcPr>
-            <w:tcBorders>
-              <w:top w:val="single" w:space="0" w:color="TRANSPARENT"/>
-              <w:bottom w:val="single" w:space="0" w:color="TRANSPARENT"/>
-              <w:start w:val="single" w:space="0" w:color="TRANSPARENT"/>
-              <w:end w:val="single" w:space="0" w:color="TRANSPARENT"/>
-            </w:tcBorders>
-          </w:tcPr>
-          <w:p>
-            <w:pPr>
-              <w:spacing w:before="0" w:after="60"/>
-              <w:keepNext/>
-              <w:jc w:val="center"/>
-            </w:pPr>
-            <w:r>
-              <w:rPr>
-                <w:rFonts w:ascii="Calibri" w:hAnsi="Calibri"/>
-                <w:sz w:val="20"/>
-              </w:rPr>
-              <w:t xml:space="default">NA</w:t>
-            </w:r>
-          </w:p>
-        </w:tc>
       </w:tr>
       <w:tr>
         <w:trPr>
@@ -526,30 +481,6 @@
             </w:r>
           </w:p>
         </w:tc>
-        <w:tc>
-          <w:tcPr>
-            <w:tcBorders>
-              <w:top w:val="single" w:space="0" w:color="TRANSPARENT"/>
-              <w:bottom w:val="single" w:space="0" w:color="TRANSPARENT"/>
-              <w:start w:val="single" w:space="0" w:color="TRANSPARENT"/>
-              <w:end w:val="single" w:space="0" w:color="TRANSPARENT"/>
-            </w:tcBorders>
-          </w:tcPr>
-          <w:p>
-            <w:pPr>
-              <w:spacing w:before="0" w:after="60"/>
-              <w:keepNext/>
-              <w:jc w:val="center"/>
-            </w:pPr>
-            <w:r>
-              <w:rPr>
-                <w:rFonts w:ascii="Calibri" w:hAnsi="Calibri"/>
-                <w:sz w:val="20"/>
-              </w:rPr>
-              <w:t xml:space="default">65.30 ± 7.60</w:t>
-            </w:r>
-          </w:p>
-        </w:tc>
       </w:tr>
       <w:tr>
         <w:trPr>
@@ -675,30 +606,6 @@
             </w:r>
           </w:p>
         </w:tc>
-        <w:tc>
-          <w:tcPr>
-            <w:tcBorders>
-              <w:top w:val="single" w:space="0" w:color="TRANSPARENT"/>
-              <w:bottom w:val="single" w:space="0" w:color="TRANSPARENT"/>
-              <w:start w:val="single" w:space="0" w:color="TRANSPARENT"/>
-              <w:end w:val="single" w:space="0" w:color="TRANSPARENT"/>
-            </w:tcBorders>
-          </w:tcPr>
-          <w:p>
-            <w:pPr>
-              <w:spacing w:before="0" w:after="60"/>
-              <w:keepNext/>
-              <w:jc w:val="center"/>
-            </w:pPr>
-            <w:r>
-              <w:rPr>
-                <w:rFonts w:ascii="Calibri" w:hAnsi="Calibri"/>
-                <w:sz w:val="20"/>
-              </w:rPr>
-              <w:t xml:space="default">10 (33.33%)</w:t>
-            </w:r>
-          </w:p>
-        </w:tc>
       </w:tr>
       <w:tr>
         <w:trPr>
@@ -824,30 +731,6 @@
             </w:r>
           </w:p>
         </w:tc>
-        <w:tc>
-          <w:tcPr>
-            <w:tcBorders>
-              <w:top w:val="single" w:space="0" w:color="TRANSPARENT"/>
-              <w:bottom w:val="single" w:space="0" w:color="TRANSPARENT"/>
-              <w:start w:val="single" w:space="0" w:color="TRANSPARENT"/>
-              <w:end w:val="single" w:space="0" w:color="TRANSPARENT"/>
-            </w:tcBorders>
-          </w:tcPr>
-          <w:p>
-            <w:pPr>
-              <w:spacing w:before="0" w:after="60"/>
-              <w:keepNext/>
-              <w:jc w:val="center"/>
-            </w:pPr>
-            <w:r>
-              <w:rPr>
-                <w:rFonts w:ascii="Calibri" w:hAnsi="Calibri"/>
-                <w:sz w:val="20"/>
-              </w:rPr>
-              <w:t xml:space="default">--</w:t>
-            </w:r>
-          </w:p>
-        </w:tc>
       </w:tr>
       <w:tr>
         <w:trPr>
@@ -973,30 +856,6 @@
             </w:r>
           </w:p>
         </w:tc>
-        <w:tc>
-          <w:tcPr>
-            <w:tcBorders>
-              <w:top w:val="single" w:space="0" w:color="TRANSPARENT"/>
-              <w:bottom w:val="single" w:space="0" w:color="TRANSPARENT"/>
-              <w:start w:val="single" w:space="0" w:color="TRANSPARENT"/>
-              <w:end w:val="single" w:space="0" w:color="TRANSPARENT"/>
-            </w:tcBorders>
-          </w:tcPr>
-          <w:p>
-            <w:pPr>
-              <w:spacing w:before="0" w:after="60"/>
-              <w:keepNext/>
-              <w:jc w:val="center"/>
-            </w:pPr>
-            <w:r>
-              <w:rPr>
-                <w:rFonts w:ascii="Calibri" w:hAnsi="Calibri"/>
-                <w:sz w:val="20"/>
-              </w:rPr>
-              <w:t xml:space="default">--</w:t>
-            </w:r>
-          </w:p>
-        </w:tc>
       </w:tr>
       <w:tr>
         <w:trPr>
@@ -1122,30 +981,6 @@
             </w:r>
           </w:p>
         </w:tc>
-        <w:tc>
-          <w:tcPr>
-            <w:tcBorders>
-              <w:top w:val="single" w:space="0" w:color="TRANSPARENT"/>
-              <w:bottom w:val="single" w:space="0" w:color="TRANSPARENT"/>
-              <w:start w:val="single" w:space="0" w:color="TRANSPARENT"/>
-              <w:end w:val="single" w:space="0" w:color="TRANSPARENT"/>
-            </w:tcBorders>
-          </w:tcPr>
-          <w:p>
-            <w:pPr>
-              <w:spacing w:before="0" w:after="60"/>
-              <w:keepNext/>
-              <w:jc w:val="center"/>
-            </w:pPr>
-            <w:r>
-              <w:rPr>
-                <w:rFonts w:ascii="Calibri" w:hAnsi="Calibri"/>
-                <w:sz w:val="20"/>
-              </w:rPr>
-              <w:t xml:space="default">--</w:t>
-            </w:r>
-          </w:p>
-        </w:tc>
       </w:tr>
       <w:tr>
         <w:trPr>
@@ -1271,30 +1106,6 @@
             </w:r>
           </w:p>
         </w:tc>
-        <w:tc>
-          <w:tcPr>
-            <w:tcBorders>
-              <w:top w:val="single" w:space="0" w:color="TRANSPARENT"/>
-              <w:bottom w:val="single" w:space="0" w:color="TRANSPARENT"/>
-              <w:start w:val="single" w:space="0" w:color="TRANSPARENT"/>
-              <w:end w:val="single" w:space="0" w:color="TRANSPARENT"/>
-            </w:tcBorders>
-          </w:tcPr>
-          <w:p>
-            <w:pPr>
-              <w:spacing w:before="0" w:after="60"/>
-              <w:keepNext/>
-              <w:jc w:val="center"/>
-            </w:pPr>
-            <w:r>
-              <w:rPr>
-                <w:rFonts w:ascii="Calibri" w:hAnsi="Calibri"/>
-                <w:sz w:val="20"/>
-              </w:rPr>
-              <w:t xml:space="default">--</w:t>
-            </w:r>
-          </w:p>
-        </w:tc>
       </w:tr>
       <w:tr>
         <w:trPr>
@@ -1420,30 +1231,6 @@
             </w:r>
           </w:p>
         </w:tc>
-        <w:tc>
-          <w:tcPr>
-            <w:tcBorders>
-              <w:top w:val="single" w:space="0" w:color="TRANSPARENT"/>
-              <w:bottom w:val="single" w:space="0" w:color="TRANSPARENT"/>
-              <w:start w:val="single" w:space="0" w:color="TRANSPARENT"/>
-              <w:end w:val="single" w:space="0" w:color="TRANSPARENT"/>
-            </w:tcBorders>
-          </w:tcPr>
-          <w:p>
-            <w:pPr>
-              <w:spacing w:before="0" w:after="60"/>
-              <w:keepNext/>
-              <w:jc w:val="center"/>
-            </w:pPr>
-            <w:r>
-              <w:rPr>
-                <w:rFonts w:ascii="Calibri" w:hAnsi="Calibri"/>
-                <w:sz w:val="20"/>
-              </w:rPr>
-              <w:t xml:space="default">--</w:t>
-            </w:r>
-          </w:p>
-        </w:tc>
       </w:tr>
       <w:tr>
         <w:trPr>
@@ -1569,30 +1356,6 @@
             </w:r>
           </w:p>
         </w:tc>
-        <w:tc>
-          <w:tcPr>
-            <w:tcBorders>
-              <w:top w:val="single" w:space="0" w:color="TRANSPARENT"/>
-              <w:bottom w:val="single" w:space="0" w:color="TRANSPARENT"/>
-              <w:start w:val="single" w:space="0" w:color="TRANSPARENT"/>
-              <w:end w:val="single" w:space="0" w:color="TRANSPARENT"/>
-            </w:tcBorders>
-          </w:tcPr>
-          <w:p>
-            <w:pPr>
-              <w:spacing w:before="0" w:after="60"/>
-              <w:keepNext/>
-              <w:jc w:val="center"/>
-            </w:pPr>
-            <w:r>
-              <w:rPr>
-                <w:rFonts w:ascii="Calibri" w:hAnsi="Calibri"/>
-                <w:sz w:val="20"/>
-              </w:rPr>
-              <w:t xml:space="default">--</w:t>
-            </w:r>
-          </w:p>
-        </w:tc>
       </w:tr>
       <w:tr>
         <w:trPr>
@@ -1718,30 +1481,6 @@
             </w:r>
           </w:p>
         </w:tc>
-        <w:tc>
-          <w:tcPr>
-            <w:tcBorders>
-              <w:top w:val="single" w:space="0" w:color="TRANSPARENT"/>
-              <w:bottom w:val="single" w:space="0" w:color="TRANSPARENT"/>
-              <w:start w:val="single" w:space="0" w:color="TRANSPARENT"/>
-              <w:end w:val="single" w:space="0" w:color="TRANSPARENT"/>
-            </w:tcBorders>
-          </w:tcPr>
-          <w:p>
-            <w:pPr>
-              <w:spacing w:before="0" w:after="60"/>
-              <w:keepNext/>
-              <w:jc w:val="center"/>
-            </w:pPr>
-            <w:r>
-              <w:rPr>
-                <w:rFonts w:ascii="Calibri" w:hAnsi="Calibri"/>
-                <w:sz w:val="20"/>
-              </w:rPr>
-              <w:t xml:space="default">--</w:t>
-            </w:r>
-          </w:p>
-        </w:tc>
       </w:tr>
       <w:tr>
         <w:trPr>
@@ -1867,30 +1606,6 @@
             </w:r>
           </w:p>
         </w:tc>
-        <w:tc>
-          <w:tcPr>
-            <w:tcBorders>
-              <w:top w:val="single" w:space="0" w:color="TRANSPARENT"/>
-              <w:bottom w:val="single" w:space="0" w:color="TRANSPARENT"/>
-              <w:start w:val="single" w:space="0" w:color="TRANSPARENT"/>
-              <w:end w:val="single" w:space="0" w:color="TRANSPARENT"/>
-            </w:tcBorders>
-          </w:tcPr>
-          <w:p>
-            <w:pPr>
-              <w:spacing w:before="0" w:after="60"/>
-              <w:keepNext/>
-              <w:jc w:val="center"/>
-            </w:pPr>
-            <w:r>
-              <w:rPr>
-                <w:rFonts w:ascii="Calibri" w:hAnsi="Calibri"/>
-                <w:sz w:val="20"/>
-              </w:rPr>
-              <w:t xml:space="default">--</w:t>
-            </w:r>
-          </w:p>
-        </w:tc>
       </w:tr>
       <w:tr>
         <w:trPr>
@@ -2018,30 +1733,6 @@
             </w:r>
           </w:p>
         </w:tc>
-        <w:tc>
-          <w:tcPr>
-            <w:tcBorders>
-              <w:top w:val="single" w:space="0" w:color="TRANSPARENT"/>
-              <w:bottom w:val="single" w:space="0" w:color="TRANSPARENT"/>
-              <w:start w:val="single" w:space="0" w:color="TRANSPARENT"/>
-              <w:end w:val="single" w:space="0" w:color="TRANSPARENT"/>
-            </w:tcBorders>
-          </w:tcPr>
-          <w:p>
-            <w:pPr>
-              <w:spacing w:before="0" w:after="60"/>
-              <w:keepNext/>
-              <w:jc w:val="center"/>
-            </w:pPr>
-            <w:r>
-              <w:rPr>
-                <w:rFonts w:ascii="Calibri" w:hAnsi="Calibri"/>
-                <w:sz w:val="20"/>
-              </w:rPr>
-              <w:t xml:space="default">NA</w:t>
-            </w:r>
-          </w:p>
-        </w:tc>
       </w:tr>
       <w:tr>
         <w:trPr>
@@ -2167,30 +1858,6 @@
             </w:r>
           </w:p>
         </w:tc>
-        <w:tc>
-          <w:tcPr>
-            <w:tcBorders>
-              <w:top w:val="single" w:space="0" w:color="TRANSPARENT"/>
-              <w:bottom w:val="single" w:space="0" w:color="TRANSPARENT"/>
-              <w:start w:val="single" w:space="0" w:color="TRANSPARENT"/>
-              <w:end w:val="single" w:space="0" w:color="TRANSPARENT"/>
-            </w:tcBorders>
-          </w:tcPr>
-          <w:p>
-            <w:pPr>
-              <w:spacing w:before="0" w:after="60"/>
-              <w:keepNext/>
-              <w:jc w:val="center"/>
-            </w:pPr>
-            <w:r>
-              <w:rPr>
-                <w:rFonts w:ascii="Calibri" w:hAnsi="Calibri"/>
-                <w:sz w:val="20"/>
-              </w:rPr>
-              <w:t xml:space="default">--</w:t>
-            </w:r>
-          </w:p>
-        </w:tc>
       </w:tr>
       <w:tr>
         <w:trPr>
@@ -2316,30 +1983,6 @@
             </w:r>
           </w:p>
         </w:tc>
-        <w:tc>
-          <w:tcPr>
-            <w:tcBorders>
-              <w:top w:val="single" w:space="0" w:color="TRANSPARENT"/>
-              <w:bottom w:val="single" w:space="0" w:color="TRANSPARENT"/>
-              <w:start w:val="single" w:space="0" w:color="TRANSPARENT"/>
-              <w:end w:val="single" w:space="0" w:color="TRANSPARENT"/>
-            </w:tcBorders>
-          </w:tcPr>
-          <w:p>
-            <w:pPr>
-              <w:spacing w:before="0" w:after="60"/>
-              <w:keepNext/>
-              <w:jc w:val="center"/>
-            </w:pPr>
-            <w:r>
-              <w:rPr>
-                <w:rFonts w:ascii="Calibri" w:hAnsi="Calibri"/>
-                <w:sz w:val="20"/>
-              </w:rPr>
-              <w:t xml:space="default">--</w:t>
-            </w:r>
-          </w:p>
-        </w:tc>
       </w:tr>
       <w:tr>
         <w:trPr>
@@ -2465,30 +2108,6 @@
             </w:r>
           </w:p>
         </w:tc>
-        <w:tc>
-          <w:tcPr>
-            <w:tcBorders>
-              <w:top w:val="single" w:space="0" w:color="TRANSPARENT"/>
-              <w:bottom w:val="single" w:space="0" w:color="TRANSPARENT"/>
-              <w:start w:val="single" w:space="0" w:color="TRANSPARENT"/>
-              <w:end w:val="single" w:space="0" w:color="TRANSPARENT"/>
-            </w:tcBorders>
-          </w:tcPr>
-          <w:p>
-            <w:pPr>
-              <w:spacing w:before="0" w:after="60"/>
-              <w:keepNext/>
-              <w:jc w:val="center"/>
-            </w:pPr>
-            <w:r>
-              <w:rPr>
-                <w:rFonts w:ascii="Calibri" w:hAnsi="Calibri"/>
-                <w:sz w:val="20"/>
-              </w:rPr>
-              <w:t xml:space="default">--</w:t>
-            </w:r>
-          </w:p>
-        </w:tc>
       </w:tr>
       <w:tr>
         <w:trPr>
@@ -2614,30 +2233,6 @@
             </w:r>
           </w:p>
         </w:tc>
-        <w:tc>
-          <w:tcPr>
-            <w:tcBorders>
-              <w:top w:val="single" w:space="0" w:color="TRANSPARENT"/>
-              <w:bottom w:val="single" w:space="0" w:color="TRANSPARENT"/>
-              <w:start w:val="single" w:space="0" w:color="TRANSPARENT"/>
-              <w:end w:val="single" w:space="0" w:color="TRANSPARENT"/>
-            </w:tcBorders>
-          </w:tcPr>
-          <w:p>
-            <w:pPr>
-              <w:spacing w:before="0" w:after="60"/>
-              <w:keepNext/>
-              <w:jc w:val="center"/>
-            </w:pPr>
-            <w:r>
-              <w:rPr>
-                <w:rFonts w:ascii="Calibri" w:hAnsi="Calibri"/>
-                <w:sz w:val="20"/>
-              </w:rPr>
-              <w:t xml:space="default">--</w:t>
-            </w:r>
-          </w:p>
-        </w:tc>
       </w:tr>
       <w:tr>
         <w:trPr>
@@ -2763,30 +2358,6 @@
             </w:r>
           </w:p>
         </w:tc>
-        <w:tc>
-          <w:tcPr>
-            <w:tcBorders>
-              <w:top w:val="single" w:space="0" w:color="TRANSPARENT"/>
-              <w:bottom w:val="single" w:space="0" w:color="TRANSPARENT"/>
-              <w:start w:val="single" w:space="0" w:color="TRANSPARENT"/>
-              <w:end w:val="single" w:space="0" w:color="TRANSPARENT"/>
-            </w:tcBorders>
-          </w:tcPr>
-          <w:p>
-            <w:pPr>
-              <w:spacing w:before="0" w:after="60"/>
-              <w:keepNext/>
-              <w:jc w:val="center"/>
-            </w:pPr>
-            <w:r>
-              <w:rPr>
-                <w:rFonts w:ascii="Calibri" w:hAnsi="Calibri"/>
-                <w:sz w:val="20"/>
-              </w:rPr>
-              <w:t xml:space="default">--</w:t>
-            </w:r>
-          </w:p>
-        </w:tc>
       </w:tr>
       <w:tr>
         <w:trPr>
@@ -2912,30 +2483,6 @@
             </w:r>
           </w:p>
         </w:tc>
-        <w:tc>
-          <w:tcPr>
-            <w:tcBorders>
-              <w:top w:val="single" w:space="0" w:color="TRANSPARENT"/>
-              <w:bottom w:val="single" w:space="0" w:color="TRANSPARENT"/>
-              <w:start w:val="single" w:space="0" w:color="TRANSPARENT"/>
-              <w:end w:val="single" w:space="0" w:color="TRANSPARENT"/>
-            </w:tcBorders>
-          </w:tcPr>
-          <w:p>
-            <w:pPr>
-              <w:spacing w:before="0" w:after="60"/>
-              <w:keepNext/>
-              <w:jc w:val="center"/>
-            </w:pPr>
-            <w:r>
-              <w:rPr>
-                <w:rFonts w:ascii="Calibri" w:hAnsi="Calibri"/>
-                <w:sz w:val="20"/>
-              </w:rPr>
-              <w:t xml:space="default">--</w:t>
-            </w:r>
-          </w:p>
-        </w:tc>
       </w:tr>
       <w:tr>
         <w:trPr>
@@ -3061,30 +2608,6 @@
             </w:r>
           </w:p>
         </w:tc>
-        <w:tc>
-          <w:tcPr>
-            <w:tcBorders>
-              <w:top w:val="single" w:space="0" w:color="TRANSPARENT"/>
-              <w:bottom w:val="single" w:space="0" w:color="TRANSPARENT"/>
-              <w:start w:val="single" w:space="0" w:color="TRANSPARENT"/>
-              <w:end w:val="single" w:space="0" w:color="TRANSPARENT"/>
-            </w:tcBorders>
-          </w:tcPr>
-          <w:p>
-            <w:pPr>
-              <w:spacing w:before="0" w:after="60"/>
-              <w:keepNext/>
-              <w:jc w:val="center"/>
-            </w:pPr>
-            <w:r>
-              <w:rPr>
-                <w:rFonts w:ascii="Calibri" w:hAnsi="Calibri"/>
-                <w:sz w:val="20"/>
-              </w:rPr>
-              <w:t xml:space="default">--</w:t>
-            </w:r>
-          </w:p>
-        </w:tc>
       </w:tr>
       <w:tr>
         <w:trPr>
@@ -3212,30 +2735,6 @@
             </w:r>
           </w:p>
         </w:tc>
-        <w:tc>
-          <w:tcPr>
-            <w:tcBorders>
-              <w:top w:val="single" w:space="0" w:color="TRANSPARENT"/>
-              <w:bottom w:val="single" w:space="0" w:color="TRANSPARENT"/>
-              <w:start w:val="single" w:space="0" w:color="TRANSPARENT"/>
-              <w:end w:val="single" w:space="0" w:color="TRANSPARENT"/>
-            </w:tcBorders>
-          </w:tcPr>
-          <w:p>
-            <w:pPr>
-              <w:spacing w:before="0" w:after="60"/>
-              <w:keepNext/>
-              <w:jc w:val="center"/>
-            </w:pPr>
-            <w:r>
-              <w:rPr>
-                <w:rFonts w:ascii="Calibri" w:hAnsi="Calibri"/>
-                <w:sz w:val="20"/>
-              </w:rPr>
-              <w:t xml:space="default">NA</w:t>
-            </w:r>
-          </w:p>
-        </w:tc>
       </w:tr>
       <w:tr>
         <w:trPr>
@@ -3361,30 +2860,6 @@
             </w:r>
           </w:p>
         </w:tc>
-        <w:tc>
-          <w:tcPr>
-            <w:tcBorders>
-              <w:top w:val="single" w:space="0" w:color="TRANSPARENT"/>
-              <w:bottom w:val="single" w:space="0" w:color="TRANSPARENT"/>
-              <w:start w:val="single" w:space="0" w:color="TRANSPARENT"/>
-              <w:end w:val="single" w:space="0" w:color="TRANSPARENT"/>
-            </w:tcBorders>
-          </w:tcPr>
-          <w:p>
-            <w:pPr>
-              <w:spacing w:before="0" w:after="60"/>
-              <w:keepNext/>
-              <w:jc w:val="center"/>
-            </w:pPr>
-            <w:r>
-              <w:rPr>
-                <w:rFonts w:ascii="Calibri" w:hAnsi="Calibri"/>
-                <w:sz w:val="20"/>
-              </w:rPr>
-              <w:t xml:space="default">--</w:t>
-            </w:r>
-          </w:p>
-        </w:tc>
       </w:tr>
       <w:tr>
         <w:trPr>
@@ -3510,30 +2985,6 @@
             </w:r>
           </w:p>
         </w:tc>
-        <w:tc>
-          <w:tcPr>
-            <w:tcBorders>
-              <w:top w:val="single" w:space="0" w:color="TRANSPARENT"/>
-              <w:bottom w:val="single" w:space="0" w:color="TRANSPARENT"/>
-              <w:start w:val="single" w:space="0" w:color="TRANSPARENT"/>
-              <w:end w:val="single" w:space="0" w:color="TRANSPARENT"/>
-            </w:tcBorders>
-          </w:tcPr>
-          <w:p>
-            <w:pPr>
-              <w:spacing w:before="0" w:after="60"/>
-              <w:keepNext/>
-              <w:jc w:val="center"/>
-            </w:pPr>
-            <w:r>
-              <w:rPr>
-                <w:rFonts w:ascii="Calibri" w:hAnsi="Calibri"/>
-                <w:sz w:val="20"/>
-              </w:rPr>
-              <w:t xml:space="default">--</w:t>
-            </w:r>
-          </w:p>
-        </w:tc>
       </w:tr>
       <w:tr>
         <w:trPr>
@@ -3661,30 +3112,6 @@
             </w:r>
           </w:p>
         </w:tc>
-        <w:tc>
-          <w:tcPr>
-            <w:tcBorders>
-              <w:top w:val="single" w:space="0" w:color="TRANSPARENT"/>
-              <w:bottom w:val="single" w:space="0" w:color="TRANSPARENT"/>
-              <w:start w:val="single" w:space="0" w:color="TRANSPARENT"/>
-              <w:end w:val="single" w:space="0" w:color="TRANSPARENT"/>
-            </w:tcBorders>
-          </w:tcPr>
-          <w:p>
-            <w:pPr>
-              <w:spacing w:before="0" w:after="60"/>
-              <w:keepNext/>
-              <w:jc w:val="center"/>
-            </w:pPr>
-            <w:r>
-              <w:rPr>
-                <w:rFonts w:ascii="Calibri" w:hAnsi="Calibri"/>
-                <w:sz w:val="20"/>
-              </w:rPr>
-              <w:t xml:space="default">NA</w:t>
-            </w:r>
-          </w:p>
-        </w:tc>
       </w:tr>
       <w:tr>
         <w:trPr>
@@ -3810,30 +3237,6 @@
             </w:r>
           </w:p>
         </w:tc>
-        <w:tc>
-          <w:tcPr>
-            <w:tcBorders>
-              <w:top w:val="single" w:space="0" w:color="TRANSPARENT"/>
-              <w:bottom w:val="single" w:space="0" w:color="TRANSPARENT"/>
-              <w:start w:val="single" w:space="0" w:color="TRANSPARENT"/>
-              <w:end w:val="single" w:space="0" w:color="TRANSPARENT"/>
-            </w:tcBorders>
-          </w:tcPr>
-          <w:p>
-            <w:pPr>
-              <w:spacing w:before="0" w:after="60"/>
-              <w:keepNext/>
-              <w:jc w:val="center"/>
-            </w:pPr>
-            <w:r>
-              <w:rPr>
-                <w:rFonts w:ascii="Calibri" w:hAnsi="Calibri"/>
-                <w:sz w:val="20"/>
-              </w:rPr>
-              <w:t xml:space="default">--</w:t>
-            </w:r>
-          </w:p>
-        </w:tc>
       </w:tr>
       <w:tr>
         <w:trPr>
@@ -3959,30 +3362,6 @@
             </w:r>
           </w:p>
         </w:tc>
-        <w:tc>
-          <w:tcPr>
-            <w:tcBorders>
-              <w:top w:val="single" w:space="0" w:color="TRANSPARENT"/>
-              <w:bottom w:val="single" w:space="0" w:color="TRANSPARENT"/>
-              <w:start w:val="single" w:space="0" w:color="TRANSPARENT"/>
-              <w:end w:val="single" w:space="0" w:color="TRANSPARENT"/>
-            </w:tcBorders>
-          </w:tcPr>
-          <w:p>
-            <w:pPr>
-              <w:spacing w:before="0" w:after="60"/>
-              <w:keepNext/>
-              <w:jc w:val="center"/>
-            </w:pPr>
-            <w:r>
-              <w:rPr>
-                <w:rFonts w:ascii="Calibri" w:hAnsi="Calibri"/>
-                <w:sz w:val="20"/>
-              </w:rPr>
-              <w:t xml:space="default">--</w:t>
-            </w:r>
-          </w:p>
-        </w:tc>
       </w:tr>
       <w:tr>
         <w:trPr>
@@ -4108,30 +3487,6 @@
             </w:r>
           </w:p>
         </w:tc>
-        <w:tc>
-          <w:tcPr>
-            <w:tcBorders>
-              <w:top w:val="single" w:space="0" w:color="TRANSPARENT"/>
-              <w:bottom w:val="single" w:space="0" w:color="TRANSPARENT"/>
-              <w:start w:val="single" w:space="0" w:color="TRANSPARENT"/>
-              <w:end w:val="single" w:space="0" w:color="TRANSPARENT"/>
-            </w:tcBorders>
-          </w:tcPr>
-          <w:p>
-            <w:pPr>
-              <w:spacing w:before="0" w:after="60"/>
-              <w:keepNext/>
-              <w:jc w:val="center"/>
-            </w:pPr>
-            <w:r>
-              <w:rPr>
-                <w:rFonts w:ascii="Calibri" w:hAnsi="Calibri"/>
-                <w:sz w:val="20"/>
-              </w:rPr>
-              <w:t xml:space="default">--</w:t>
-            </w:r>
-          </w:p>
-        </w:tc>
       </w:tr>
       <w:tr>
         <w:trPr>
@@ -4259,30 +3614,6 @@
             </w:r>
           </w:p>
         </w:tc>
-        <w:tc>
-          <w:tcPr>
-            <w:tcBorders>
-              <w:top w:val="single" w:space="0" w:color="TRANSPARENT"/>
-              <w:bottom w:val="single" w:space="0" w:color="TRANSPARENT"/>
-              <w:start w:val="single" w:space="0" w:color="TRANSPARENT"/>
-              <w:end w:val="single" w:space="0" w:color="TRANSPARENT"/>
-            </w:tcBorders>
-          </w:tcPr>
-          <w:p>
-            <w:pPr>
-              <w:spacing w:before="0" w:after="60"/>
-              <w:keepNext/>
-              <w:jc w:val="center"/>
-            </w:pPr>
-            <w:r>
-              <w:rPr>
-                <w:rFonts w:ascii="Calibri" w:hAnsi="Calibri"/>
-                <w:sz w:val="20"/>
-              </w:rPr>
-              <w:t xml:space="default">NA</w:t>
-            </w:r>
-          </w:p>
-        </w:tc>
       </w:tr>
       <w:tr>
         <w:trPr>
@@ -4408,30 +3739,6 @@
             </w:r>
           </w:p>
         </w:tc>
-        <w:tc>
-          <w:tcPr>
-            <w:tcBorders>
-              <w:top w:val="single" w:space="0" w:color="TRANSPARENT"/>
-              <w:bottom w:val="single" w:space="0" w:color="TRANSPARENT"/>
-              <w:start w:val="single" w:space="0" w:color="TRANSPARENT"/>
-              <w:end w:val="single" w:space="0" w:color="TRANSPARENT"/>
-            </w:tcBorders>
-          </w:tcPr>
-          <w:p>
-            <w:pPr>
-              <w:spacing w:before="0" w:after="60"/>
-              <w:keepNext/>
-              <w:jc w:val="center"/>
-            </w:pPr>
-            <w:r>
-              <w:rPr>
-                <w:rFonts w:ascii="Calibri" w:hAnsi="Calibri"/>
-                <w:sz w:val="20"/>
-              </w:rPr>
-              <w:t xml:space="default">--</w:t>
-            </w:r>
-          </w:p>
-        </w:tc>
       </w:tr>
       <w:tr>
         <w:trPr>
@@ -4557,30 +3864,6 @@
             </w:r>
           </w:p>
         </w:tc>
-        <w:tc>
-          <w:tcPr>
-            <w:tcBorders>
-              <w:top w:val="single" w:space="0" w:color="TRANSPARENT"/>
-              <w:bottom w:val="single" w:space="0" w:color="TRANSPARENT"/>
-              <w:start w:val="single" w:space="0" w:color="TRANSPARENT"/>
-              <w:end w:val="single" w:space="0" w:color="TRANSPARENT"/>
-            </w:tcBorders>
-          </w:tcPr>
-          <w:p>
-            <w:pPr>
-              <w:spacing w:before="0" w:after="60"/>
-              <w:keepNext/>
-              <w:jc w:val="center"/>
-            </w:pPr>
-            <w:r>
-              <w:rPr>
-                <w:rFonts w:ascii="Calibri" w:hAnsi="Calibri"/>
-                <w:sz w:val="20"/>
-              </w:rPr>
-              <w:t xml:space="default">--</w:t>
-            </w:r>
-          </w:p>
-        </w:tc>
       </w:tr>
       <w:tr>
         <w:trPr>
@@ -4706,30 +3989,6 @@
             </w:r>
           </w:p>
         </w:tc>
-        <w:tc>
-          <w:tcPr>
-            <w:tcBorders>
-              <w:top w:val="single" w:space="0" w:color="TRANSPARENT"/>
-              <w:bottom w:val="single" w:space="0" w:color="TRANSPARENT"/>
-              <w:start w:val="single" w:space="0" w:color="TRANSPARENT"/>
-              <w:end w:val="single" w:space="0" w:color="TRANSPARENT"/>
-            </w:tcBorders>
-          </w:tcPr>
-          <w:p>
-            <w:pPr>
-              <w:spacing w:before="0" w:after="60"/>
-              <w:keepNext/>
-              <w:jc w:val="center"/>
-            </w:pPr>
-            <w:r>
-              <w:rPr>
-                <w:rFonts w:ascii="Calibri" w:hAnsi="Calibri"/>
-                <w:sz w:val="20"/>
-              </w:rPr>
-              <w:t xml:space="default">--</w:t>
-            </w:r>
-          </w:p>
-        </w:tc>
       </w:tr>
       <w:tr>
         <w:trPr>
@@ -4855,30 +4114,6 @@
             </w:r>
           </w:p>
         </w:tc>
-        <w:tc>
-          <w:tcPr>
-            <w:tcBorders>
-              <w:top w:val="single" w:space="0" w:color="TRANSPARENT"/>
-              <w:bottom w:val="single" w:space="0" w:color="TRANSPARENT"/>
-              <w:start w:val="single" w:space="0" w:color="TRANSPARENT"/>
-              <w:end w:val="single" w:space="0" w:color="TRANSPARENT"/>
-            </w:tcBorders>
-          </w:tcPr>
-          <w:p>
-            <w:pPr>
-              <w:spacing w:before="0" w:after="60"/>
-              <w:keepNext/>
-              <w:jc w:val="center"/>
-            </w:pPr>
-            <w:r>
-              <w:rPr>
-                <w:rFonts w:ascii="Calibri" w:hAnsi="Calibri"/>
-                <w:sz w:val="20"/>
-              </w:rPr>
-              <w:t xml:space="default">--</w:t>
-            </w:r>
-          </w:p>
-        </w:tc>
       </w:tr>
       <w:tr>
         <w:trPr>
@@ -5004,30 +4239,6 @@
             </w:r>
           </w:p>
         </w:tc>
-        <w:tc>
-          <w:tcPr>
-            <w:tcBorders>
-              <w:top w:val="single" w:space="0" w:color="TRANSPARENT"/>
-              <w:bottom w:val="single" w:space="0" w:color="TRANSPARENT"/>
-              <w:start w:val="single" w:space="0" w:color="TRANSPARENT"/>
-              <w:end w:val="single" w:space="0" w:color="TRANSPARENT"/>
-            </w:tcBorders>
-          </w:tcPr>
-          <w:p>
-            <w:pPr>
-              <w:spacing w:before="0" w:after="60"/>
-              <w:keepNext/>
-              <w:jc w:val="center"/>
-            </w:pPr>
-            <w:r>
-              <w:rPr>
-                <w:rFonts w:ascii="Calibri" w:hAnsi="Calibri"/>
-                <w:sz w:val="20"/>
-              </w:rPr>
-              <w:t xml:space="default">--</w:t>
-            </w:r>
-          </w:p>
-        </w:tc>
       </w:tr>
       <w:tr>
         <w:trPr>
@@ -5035,7 +4246,7 @@
         </w:trPr>
         <w:tc>
           <w:tcPr>
-            <w:gridSpan w:val="6"/>
+            <w:gridSpan w:val="5"/>
           </w:tcPr>
           <w:p>
             <w:pPr>
@@ -5056,7 +4267,7 @@
                 <w:rFonts w:ascii="Calibri" w:hAnsi="Calibri"/>
                 <w:sz w:val="20"/>
               </w:rPr>
-              <w:t xml:space="default">p-values compare Hydrocodone group vs Tramadol group only. The CBP-O and Healthy columns are descriptive reference groups and are not included in the test.</w:t>
+              <w:t xml:space="default">p-values compare Hydrocodone group vs Tramadol group only. The CBP-O column is a descriptive reference group and is not included in the test.</w:t>
             </w:r>
           </w:p>
         </w:tc>
